--- a/docs/plans/2026-public-projection-release-handoff/marketing-ready/PUB-2026 2024 SDC Reference Notes.docx
+++ b/docs/plans/2026-public-projection-release-handoff/marketing-ready/PUB-2026 2024 SDC Reference Notes.docx
@@ -17,7 +17,7 @@
           <w:color w:val="808080"/>
           <w:sz w:val="16"/>
         </w:rPr>
-        <w:t>Pre-publication marketing draft. Numbers are final/locked from the production run m2026r1 / cfg-20260611-production-lock (commit 12fa6f9, 2026-06-13); this document is DRAFT only because public layout and release are pending, not because the data is provisional. Generated by scripts/exports/build_marketing_docx.py — do not hand-edit; rerun the generator instead.</w:t>
+        <w:t>Pre-publication marketing draft. Numbers are final/locked from the production run m2026r1 / cfg-20260611-production-lock — ADR-068 corrected full-horizon run (2026-06-15 + 2026-06-16 survival-horizon amendment; config sha256(16) a6e0bfbc2d70be85); this document is DRAFT only because public layout and release are pending, not because the data is provisional. Generated by scripts/exports/build_marketing_docx.py — do not hand-edit; rerun the generator instead.</w:t>
       </w:r>
     </w:p>
     <w:p/>
